--- a/specifikacija.docx
+++ b/specifikacija.docx
@@ -243,7 +243,14 @@
           <w:b/>
           <w:bCs/>
         </w:rPr>
-        <w:t>2. KORISNIČKE ULOGE I FUNKCIONALNOSTI</w:t>
+        <w:t>2. KORISNIČKE ULOGE I FUNKCIONAL</w:t>
+      </w:r>
+      <w:r>
+        <w:rPr>
+          <w:b/>
+          <w:bCs/>
+        </w:rPr>
+        <w:t>NI ZAHTJEVI</w:t>
       </w:r>
     </w:p>
     <w:p>
@@ -840,12 +847,21 @@
           <w:numId w:val="2"/>
         </w:numPr>
       </w:pPr>
-      <w:r>
-        <w:rPr>
-          <w:b/>
-          <w:bCs/>
-        </w:rPr>
-        <w:t xml:space="preserve">Zahtev za </w:t>
+      <w:proofErr w:type="spellStart"/>
+      <w:r>
+        <w:rPr>
+          <w:b/>
+          <w:bCs/>
+        </w:rPr>
+        <w:t>Zahtev</w:t>
+      </w:r>
+      <w:proofErr w:type="spellEnd"/>
+      <w:r>
+        <w:rPr>
+          <w:b/>
+          <w:bCs/>
+        </w:rPr>
+        <w:t xml:space="preserve"> za </w:t>
       </w:r>
       <w:proofErr w:type="spellStart"/>
       <w:r>
@@ -862,13 +878,8 @@
       <w:r>
         <w:t xml:space="preserve"> </w:t>
       </w:r>
-      <w:proofErr w:type="spellStart"/>
-      <w:r>
-        <w:t>Slanje</w:t>
-      </w:r>
-      <w:proofErr w:type="spellEnd"/>
-      <w:r>
-        <w:t xml:space="preserve"> </w:t>
+      <w:r>
+        <w:t xml:space="preserve">Slanje </w:t>
       </w:r>
       <w:proofErr w:type="spellStart"/>
       <w:r>
@@ -3663,10 +3674,7 @@
           <w:bCs/>
         </w:rPr>
         <w:lastRenderedPageBreak/>
-        <w:t>3. STRUKTURA PODATAKA I MODULI</w:t>
-      </w:r>
-      <w:r>
-        <w:t>.</w:t>
+        <w:t>3. STRUKTURA PODATAKA</w:t>
       </w:r>
     </w:p>
     <w:p>
@@ -4025,9 +4033,12 @@
       </w:r>
       <w:proofErr w:type="spellStart"/>
       <w:r>
-        <w:t>korisnika.</w:t>
-      </w:r>
-      <w:proofErr w:type="spellEnd"/>
+        <w:t>korisnika</w:t>
+      </w:r>
+      <w:proofErr w:type="spellEnd"/>
+      <w:r>
+        <w:t>.</w:t>
+      </w:r>
     </w:p>
     <w:p>
       <w:pPr>
@@ -5147,15 +5158,15 @@
           <w:b/>
           <w:bCs/>
         </w:rPr>
-        <w:t>3.1.7 U</w:t>
-      </w:r>
-      <w:proofErr w:type="spellStart"/>
-      <w:r>
-        <w:rPr>
-          <w:b/>
-          <w:bCs/>
-        </w:rPr>
-        <w:t>domitelj</w:t>
+        <w:t xml:space="preserve">3.1.7 </w:t>
+      </w:r>
+      <w:proofErr w:type="spellStart"/>
+      <w:r>
+        <w:rPr>
+          <w:b/>
+          <w:bCs/>
+        </w:rPr>
+        <w:t>Udomitelj</w:t>
       </w:r>
       <w:proofErr w:type="spellEnd"/>
     </w:p>
@@ -5774,7 +5785,15 @@
       </w:r>
       <w:proofErr w:type="gramEnd"/>
       <w:r>
-        <w:t xml:space="preserve"> “Odbijen”)</w:t>
+        <w:t xml:space="preserve"> “</w:t>
+      </w:r>
+      <w:proofErr w:type="spellStart"/>
+      <w:r>
+        <w:t>Odbijen</w:t>
+      </w:r>
+      <w:proofErr w:type="spellEnd"/>
+      <w:r>
+        <w:t>”)</w:t>
       </w:r>
     </w:p>
     <w:p>
@@ -6088,7 +6107,15 @@
       </w:r>
       <w:proofErr w:type="spellEnd"/>
       <w:r>
-        <w:t>. "Finansijski", "</w:t>
+        <w:t>. "</w:t>
+      </w:r>
+      <w:proofErr w:type="spellStart"/>
+      <w:r>
+        <w:t>Finansijski</w:t>
+      </w:r>
+      <w:proofErr w:type="spellEnd"/>
+      <w:r>
+        <w:t>", "</w:t>
       </w:r>
       <w:proofErr w:type="spellStart"/>
       <w:r>
@@ -6143,6 +6170,616 @@
       </w:pPr>
       <w:r>
         <w:t>Data</w:t>
+      </w:r>
+    </w:p>
+    <w:p>
+      <w:r>
+        <w:br w:type="page"/>
+      </w:r>
+    </w:p>
+    <w:p/>
+    <w:p>
+      <w:pPr>
+        <w:rPr>
+          <w:b/>
+          <w:bCs/>
+        </w:rPr>
+      </w:pPr>
+      <w:r>
+        <w:rPr>
+          <w:b/>
+          <w:bCs/>
+        </w:rPr>
+        <w:t>4.NEFUNKCIONALNI ZAHTJEVI</w:t>
+      </w:r>
+    </w:p>
+    <w:p>
+      <w:pPr>
+        <w:pStyle w:val="ListParagraph"/>
+        <w:numPr>
+          <w:ilvl w:val="0"/>
+          <w:numId w:val="33"/>
+        </w:numPr>
+      </w:pPr>
+      <w:proofErr w:type="spellStart"/>
+      <w:r>
+        <w:rPr>
+          <w:b/>
+          <w:bCs/>
+        </w:rPr>
+        <w:t>Performanse</w:t>
+      </w:r>
+      <w:proofErr w:type="spellEnd"/>
+      <w:r>
+        <w:rPr>
+          <w:b/>
+          <w:bCs/>
+        </w:rPr>
+        <w:t>:</w:t>
+      </w:r>
+      <w:r>
+        <w:t xml:space="preserve"> </w:t>
+      </w:r>
+      <w:proofErr w:type="spellStart"/>
+      <w:r>
+        <w:t>Vrijeme</w:t>
+      </w:r>
+      <w:proofErr w:type="spellEnd"/>
+      <w:r>
+        <w:t xml:space="preserve"> </w:t>
+      </w:r>
+      <w:proofErr w:type="spellStart"/>
+      <w:r>
+        <w:t>učitavanja</w:t>
+      </w:r>
+      <w:proofErr w:type="spellEnd"/>
+      <w:r>
+        <w:t xml:space="preserve"> </w:t>
+      </w:r>
+      <w:proofErr w:type="spellStart"/>
+      <w:r>
+        <w:t>i</w:t>
+      </w:r>
+      <w:proofErr w:type="spellEnd"/>
+      <w:r>
+        <w:t xml:space="preserve"> </w:t>
+      </w:r>
+      <w:proofErr w:type="spellStart"/>
+      <w:r>
+        <w:t>filtriranja</w:t>
+      </w:r>
+      <w:proofErr w:type="spellEnd"/>
+      <w:r>
+        <w:t xml:space="preserve"> </w:t>
+      </w:r>
+      <w:proofErr w:type="spellStart"/>
+      <w:r>
+        <w:t>stranica</w:t>
+      </w:r>
+      <w:proofErr w:type="spellEnd"/>
+      <w:r>
+        <w:t xml:space="preserve"> </w:t>
+      </w:r>
+      <w:proofErr w:type="spellStart"/>
+      <w:r>
+        <w:t>sa</w:t>
+      </w:r>
+      <w:proofErr w:type="spellEnd"/>
+      <w:r>
+        <w:t xml:space="preserve"> </w:t>
+      </w:r>
+      <w:proofErr w:type="spellStart"/>
+      <w:r>
+        <w:t>životinjama</w:t>
+      </w:r>
+      <w:proofErr w:type="spellEnd"/>
+      <w:r>
+        <w:t xml:space="preserve"> ne </w:t>
+      </w:r>
+      <w:proofErr w:type="spellStart"/>
+      <w:r>
+        <w:t>smije</w:t>
+      </w:r>
+      <w:proofErr w:type="spellEnd"/>
+      <w:r>
+        <w:t xml:space="preserve"> </w:t>
+      </w:r>
+      <w:proofErr w:type="spellStart"/>
+      <w:r>
+        <w:t>prelaziti</w:t>
+      </w:r>
+      <w:proofErr w:type="spellEnd"/>
+      <w:r>
+        <w:t xml:space="preserve"> 1.5 </w:t>
+      </w:r>
+      <w:proofErr w:type="spellStart"/>
+      <w:r>
+        <w:t>sekundi</w:t>
+      </w:r>
+      <w:proofErr w:type="spellEnd"/>
+      <w:r>
+        <w:t xml:space="preserve"> </w:t>
+      </w:r>
+      <w:proofErr w:type="spellStart"/>
+      <w:r>
+        <w:t>pri</w:t>
+      </w:r>
+      <w:proofErr w:type="spellEnd"/>
+      <w:r>
+        <w:t xml:space="preserve"> </w:t>
+      </w:r>
+      <w:proofErr w:type="spellStart"/>
+      <w:r>
+        <w:t>prosječnom</w:t>
+      </w:r>
+      <w:proofErr w:type="spellEnd"/>
+      <w:r>
+        <w:t xml:space="preserve"> </w:t>
+      </w:r>
+      <w:proofErr w:type="spellStart"/>
+      <w:r>
+        <w:t>opterećenju</w:t>
+      </w:r>
+      <w:proofErr w:type="spellEnd"/>
+      <w:r>
+        <w:t xml:space="preserve">. </w:t>
+      </w:r>
+    </w:p>
+    <w:p>
+      <w:pPr>
+        <w:pStyle w:val="ListParagraph"/>
+      </w:pPr>
+    </w:p>
+    <w:p>
+      <w:pPr>
+        <w:pStyle w:val="ListParagraph"/>
+        <w:numPr>
+          <w:ilvl w:val="0"/>
+          <w:numId w:val="33"/>
+        </w:numPr>
+      </w:pPr>
+      <w:proofErr w:type="spellStart"/>
+      <w:r>
+        <w:rPr>
+          <w:b/>
+          <w:bCs/>
+        </w:rPr>
+        <w:t>Sigurnos</w:t>
+      </w:r>
+      <w:r>
+        <w:rPr>
+          <w:b/>
+          <w:bCs/>
+        </w:rPr>
+        <w:t>t</w:t>
+      </w:r>
+      <w:proofErr w:type="spellEnd"/>
+      <w:r>
+        <w:rPr>
+          <w:b/>
+          <w:bCs/>
+        </w:rPr>
+        <w:t>:</w:t>
+      </w:r>
+      <w:r>
+        <w:t xml:space="preserve"> </w:t>
+      </w:r>
+      <w:proofErr w:type="spellStart"/>
+      <w:r>
+        <w:t>Sva</w:t>
+      </w:r>
+      <w:proofErr w:type="spellEnd"/>
+      <w:r>
+        <w:t xml:space="preserve"> </w:t>
+      </w:r>
+      <w:proofErr w:type="spellStart"/>
+      <w:r>
+        <w:t>komunikacija</w:t>
+      </w:r>
+      <w:proofErr w:type="spellEnd"/>
+      <w:r>
+        <w:t xml:space="preserve"> mora </w:t>
+      </w:r>
+      <w:proofErr w:type="spellStart"/>
+      <w:r>
+        <w:t>ići</w:t>
+      </w:r>
+      <w:proofErr w:type="spellEnd"/>
+      <w:r>
+        <w:t xml:space="preserve"> </w:t>
+      </w:r>
+      <w:proofErr w:type="spellStart"/>
+      <w:r>
+        <w:t>preko</w:t>
+      </w:r>
+      <w:proofErr w:type="spellEnd"/>
+      <w:r>
+        <w:t xml:space="preserve"> HTTPS (TLS 1.3) </w:t>
+      </w:r>
+      <w:proofErr w:type="spellStart"/>
+      <w:r>
+        <w:t>protokola</w:t>
+      </w:r>
+      <w:proofErr w:type="spellEnd"/>
+      <w:r>
+        <w:t xml:space="preserve">, </w:t>
+      </w:r>
+      <w:proofErr w:type="spellStart"/>
+      <w:r>
+        <w:t>dok</w:t>
+      </w:r>
+      <w:proofErr w:type="spellEnd"/>
+      <w:r>
+        <w:t xml:space="preserve"> </w:t>
+      </w:r>
+      <w:proofErr w:type="spellStart"/>
+      <w:r>
+        <w:t>svi</w:t>
+      </w:r>
+      <w:proofErr w:type="spellEnd"/>
+      <w:r>
+        <w:t xml:space="preserve"> </w:t>
+      </w:r>
+      <w:proofErr w:type="spellStart"/>
+      <w:r>
+        <w:t>lični</w:t>
+      </w:r>
+      <w:proofErr w:type="spellEnd"/>
+      <w:r>
+        <w:t xml:space="preserve"> </w:t>
+      </w:r>
+      <w:proofErr w:type="spellStart"/>
+      <w:r>
+        <w:t>podaci</w:t>
+      </w:r>
+      <w:proofErr w:type="spellEnd"/>
+      <w:r>
+        <w:t xml:space="preserve"> </w:t>
+      </w:r>
+      <w:proofErr w:type="spellStart"/>
+      <w:r>
+        <w:t>korisnika</w:t>
+      </w:r>
+      <w:proofErr w:type="spellEnd"/>
+      <w:r>
+        <w:t xml:space="preserve">, </w:t>
+      </w:r>
+      <w:proofErr w:type="spellStart"/>
+      <w:r>
+        <w:t>udomitelja</w:t>
+      </w:r>
+      <w:proofErr w:type="spellEnd"/>
+      <w:r>
+        <w:t xml:space="preserve"> </w:t>
+      </w:r>
+      <w:proofErr w:type="spellStart"/>
+      <w:r>
+        <w:t>i</w:t>
+      </w:r>
+      <w:proofErr w:type="spellEnd"/>
+      <w:r>
+        <w:t xml:space="preserve"> </w:t>
+      </w:r>
+      <w:proofErr w:type="spellStart"/>
+      <w:r>
+        <w:t>donatora</w:t>
+      </w:r>
+      <w:proofErr w:type="spellEnd"/>
+      <w:r>
+        <w:t xml:space="preserve"> </w:t>
+      </w:r>
+      <w:proofErr w:type="spellStart"/>
+      <w:r>
+        <w:t>moraju</w:t>
+      </w:r>
+      <w:proofErr w:type="spellEnd"/>
+      <w:r>
+        <w:t xml:space="preserve"> </w:t>
+      </w:r>
+      <w:proofErr w:type="spellStart"/>
+      <w:r>
+        <w:t>biti</w:t>
+      </w:r>
+      <w:proofErr w:type="spellEnd"/>
+      <w:r>
+        <w:t xml:space="preserve"> </w:t>
+      </w:r>
+      <w:proofErr w:type="spellStart"/>
+      <w:r>
+        <w:t>enkriptovani</w:t>
+      </w:r>
+      <w:proofErr w:type="spellEnd"/>
+      <w:r>
+        <w:t xml:space="preserve"> u </w:t>
+      </w:r>
+      <w:proofErr w:type="spellStart"/>
+      <w:r>
+        <w:t>bazi</w:t>
+      </w:r>
+      <w:proofErr w:type="spellEnd"/>
+      <w:r>
+        <w:t xml:space="preserve"> </w:t>
+      </w:r>
+      <w:proofErr w:type="spellStart"/>
+      <w:r>
+        <w:t>uz</w:t>
+      </w:r>
+      <w:proofErr w:type="spellEnd"/>
+      <w:r>
+        <w:t xml:space="preserve"> </w:t>
+      </w:r>
+      <w:proofErr w:type="spellStart"/>
+      <w:r>
+        <w:t>hešovanje</w:t>
+      </w:r>
+      <w:proofErr w:type="spellEnd"/>
+      <w:r>
+        <w:t xml:space="preserve"> </w:t>
+      </w:r>
+      <w:proofErr w:type="spellStart"/>
+      <w:r>
+        <w:t>lozinki</w:t>
+      </w:r>
+      <w:proofErr w:type="spellEnd"/>
+      <w:r>
+        <w:t xml:space="preserve"> (</w:t>
+      </w:r>
+      <w:proofErr w:type="spellStart"/>
+      <w:r>
+        <w:t>bcrypt</w:t>
+      </w:r>
+      <w:proofErr w:type="spellEnd"/>
+      <w:r>
+        <w:t xml:space="preserve">/Argon2). </w:t>
+      </w:r>
+      <w:proofErr w:type="spellStart"/>
+      <w:r>
+        <w:t>Obavezna</w:t>
+      </w:r>
+      <w:proofErr w:type="spellEnd"/>
+      <w:r>
+        <w:t xml:space="preserve"> je </w:t>
+      </w:r>
+      <w:proofErr w:type="spellStart"/>
+      <w:r>
+        <w:t>stroga</w:t>
+      </w:r>
+      <w:proofErr w:type="spellEnd"/>
+      <w:r>
+        <w:t xml:space="preserve"> </w:t>
+      </w:r>
+      <w:proofErr w:type="spellStart"/>
+      <w:r>
+        <w:t>izolacija</w:t>
+      </w:r>
+      <w:proofErr w:type="spellEnd"/>
+      <w:r>
+        <w:t xml:space="preserve"> </w:t>
+      </w:r>
+      <w:proofErr w:type="spellStart"/>
+      <w:r>
+        <w:t>podataka</w:t>
+      </w:r>
+      <w:proofErr w:type="spellEnd"/>
+      <w:r>
+        <w:t xml:space="preserve"> </w:t>
+      </w:r>
+      <w:proofErr w:type="spellStart"/>
+      <w:r>
+        <w:t>kako</w:t>
+      </w:r>
+      <w:proofErr w:type="spellEnd"/>
+      <w:r>
+        <w:t xml:space="preserve"> </w:t>
+      </w:r>
+      <w:proofErr w:type="spellStart"/>
+      <w:r>
+        <w:t>jedno</w:t>
+      </w:r>
+      <w:proofErr w:type="spellEnd"/>
+      <w:r>
+        <w:t xml:space="preserve"> </w:t>
+      </w:r>
+      <w:proofErr w:type="spellStart"/>
+      <w:r>
+        <w:t>udruženje</w:t>
+      </w:r>
+      <w:proofErr w:type="spellEnd"/>
+      <w:r>
+        <w:t xml:space="preserve"> </w:t>
+      </w:r>
+      <w:proofErr w:type="spellStart"/>
+      <w:r>
+        <w:t>ni</w:t>
+      </w:r>
+      <w:proofErr w:type="spellEnd"/>
+      <w:r>
+        <w:t xml:space="preserve"> u </w:t>
+      </w:r>
+      <w:proofErr w:type="spellStart"/>
+      <w:r>
+        <w:t>kom</w:t>
+      </w:r>
+      <w:proofErr w:type="spellEnd"/>
+      <w:r>
+        <w:t xml:space="preserve"> </w:t>
+      </w:r>
+      <w:proofErr w:type="spellStart"/>
+      <w:r>
+        <w:t>slučaju</w:t>
+      </w:r>
+      <w:proofErr w:type="spellEnd"/>
+      <w:r>
+        <w:t xml:space="preserve"> ne bi </w:t>
+      </w:r>
+      <w:proofErr w:type="spellStart"/>
+      <w:r>
+        <w:t>moglo</w:t>
+      </w:r>
+      <w:proofErr w:type="spellEnd"/>
+      <w:r>
+        <w:t xml:space="preserve"> </w:t>
+      </w:r>
+      <w:proofErr w:type="spellStart"/>
+      <w:r>
+        <w:t>pristupiti</w:t>
+      </w:r>
+      <w:proofErr w:type="spellEnd"/>
+      <w:r>
+        <w:t xml:space="preserve"> </w:t>
+      </w:r>
+      <w:proofErr w:type="spellStart"/>
+      <w:r>
+        <w:t>finansijama</w:t>
+      </w:r>
+      <w:proofErr w:type="spellEnd"/>
+      <w:r>
+        <w:t xml:space="preserve">, </w:t>
+      </w:r>
+      <w:proofErr w:type="spellStart"/>
+      <w:r>
+        <w:t>volonterima</w:t>
+      </w:r>
+      <w:proofErr w:type="spellEnd"/>
+      <w:r>
+        <w:t xml:space="preserve"> </w:t>
+      </w:r>
+      <w:proofErr w:type="spellStart"/>
+      <w:r>
+        <w:t>ili</w:t>
+      </w:r>
+      <w:proofErr w:type="spellEnd"/>
+      <w:r>
+        <w:t xml:space="preserve"> </w:t>
+      </w:r>
+      <w:proofErr w:type="spellStart"/>
+      <w:r>
+        <w:t>internim</w:t>
+      </w:r>
+      <w:proofErr w:type="spellEnd"/>
+      <w:r>
+        <w:t xml:space="preserve"> </w:t>
+      </w:r>
+      <w:proofErr w:type="spellStart"/>
+      <w:r>
+        <w:t>napomenama</w:t>
+      </w:r>
+      <w:proofErr w:type="spellEnd"/>
+      <w:r>
+        <w:t xml:space="preserve"> </w:t>
+      </w:r>
+      <w:proofErr w:type="spellStart"/>
+      <w:r>
+        <w:t>drugog</w:t>
+      </w:r>
+      <w:proofErr w:type="spellEnd"/>
+      <w:r>
+        <w:t xml:space="preserve"> </w:t>
+      </w:r>
+      <w:proofErr w:type="spellStart"/>
+      <w:r>
+        <w:t>udruženja</w:t>
+      </w:r>
+      <w:proofErr w:type="spellEnd"/>
+      <w:r>
+        <w:t xml:space="preserve">. </w:t>
+      </w:r>
+    </w:p>
+    <w:p/>
+    <w:p>
+      <w:pPr>
+        <w:pStyle w:val="ListParagraph"/>
+        <w:numPr>
+          <w:ilvl w:val="0"/>
+          <w:numId w:val="33"/>
+        </w:numPr>
+      </w:pPr>
+      <w:proofErr w:type="spellStart"/>
+      <w:r>
+        <w:rPr>
+          <w:b/>
+          <w:bCs/>
+        </w:rPr>
+        <w:t>Pouzdanost</w:t>
+      </w:r>
+      <w:proofErr w:type="spellEnd"/>
+      <w:r>
+        <w:rPr>
+          <w:b/>
+          <w:bCs/>
+        </w:rPr>
+        <w:t xml:space="preserve"> </w:t>
+      </w:r>
+      <w:proofErr w:type="spellStart"/>
+      <w:r>
+        <w:rPr>
+          <w:b/>
+          <w:bCs/>
+        </w:rPr>
+        <w:t>i</w:t>
+      </w:r>
+      <w:proofErr w:type="spellEnd"/>
+      <w:r>
+        <w:rPr>
+          <w:b/>
+          <w:bCs/>
+        </w:rPr>
+        <w:t xml:space="preserve"> </w:t>
+      </w:r>
+      <w:proofErr w:type="spellStart"/>
+      <w:r>
+        <w:rPr>
+          <w:b/>
+          <w:bCs/>
+        </w:rPr>
+        <w:t>dostupnost</w:t>
+      </w:r>
+      <w:proofErr w:type="spellEnd"/>
+      <w:r>
+        <w:t xml:space="preserve">: </w:t>
+      </w:r>
+      <w:proofErr w:type="spellStart"/>
+      <w:r>
+        <w:t>Sistem</w:t>
+      </w:r>
+      <w:proofErr w:type="spellEnd"/>
+      <w:r>
+        <w:t xml:space="preserve"> mora </w:t>
+      </w:r>
+      <w:proofErr w:type="spellStart"/>
+      <w:r>
+        <w:t>imati</w:t>
+      </w:r>
+      <w:proofErr w:type="spellEnd"/>
+      <w:r>
+        <w:t xml:space="preserve"> </w:t>
+      </w:r>
+      <w:proofErr w:type="spellStart"/>
+      <w:r>
+        <w:t>definisan</w:t>
+      </w:r>
+      <w:proofErr w:type="spellEnd"/>
+      <w:r>
+        <w:t xml:space="preserve"> </w:t>
+      </w:r>
+      <w:proofErr w:type="spellStart"/>
+      <w:r>
+        <w:t>dnevni</w:t>
+      </w:r>
+      <w:proofErr w:type="spellEnd"/>
+      <w:r>
+        <w:t xml:space="preserve"> </w:t>
+      </w:r>
+      <w:proofErr w:type="spellStart"/>
+      <w:r>
+        <w:t>automatski</w:t>
+      </w:r>
+      <w:proofErr w:type="spellEnd"/>
+      <w:r>
+        <w:t xml:space="preserve"> backup</w:t>
+      </w:r>
+      <w:r>
+        <w:t>.</w:t>
       </w:r>
     </w:p>
     <w:sectPr>
@@ -6456,6 +7093,181 @@
     </w:lvl>
   </w:abstractNum>
   <w:abstractNum w:abstractNumId="2" w15:restartNumberingAfterBreak="0">
+    <w:nsid w:val="06436DB5"/>
+    <w:multiLevelType w:val="hybridMultilevel"/>
+    <w:tmpl w:val="F6C816F2"/>
+    <w:lvl w:ilvl="0" w:tplc="0409000F">
+      <w:start w:val="1"/>
+      <w:numFmt w:val="decimal"/>
+      <w:lvlText w:val="%1."/>
+      <w:lvlJc w:val="left"/>
+      <w:pPr>
+        <w:ind w:left="1080" w:hanging="360"/>
+      </w:pPr>
+    </w:lvl>
+    <w:lvl w:ilvl="1" w:tplc="04090019" w:tentative="1">
+      <w:start w:val="1"/>
+      <w:numFmt w:val="lowerLetter"/>
+      <w:lvlText w:val="%2."/>
+      <w:lvlJc w:val="left"/>
+      <w:pPr>
+        <w:ind w:left="1800" w:hanging="360"/>
+      </w:pPr>
+    </w:lvl>
+    <w:lvl w:ilvl="2" w:tplc="0409001B" w:tentative="1">
+      <w:start w:val="1"/>
+      <w:numFmt w:val="lowerRoman"/>
+      <w:lvlText w:val="%3."/>
+      <w:lvlJc w:val="right"/>
+      <w:pPr>
+        <w:ind w:left="2520" w:hanging="180"/>
+      </w:pPr>
+    </w:lvl>
+    <w:lvl w:ilvl="3" w:tplc="0409000F" w:tentative="1">
+      <w:start w:val="1"/>
+      <w:numFmt w:val="decimal"/>
+      <w:lvlText w:val="%4."/>
+      <w:lvlJc w:val="left"/>
+      <w:pPr>
+        <w:ind w:left="3240" w:hanging="360"/>
+      </w:pPr>
+    </w:lvl>
+    <w:lvl w:ilvl="4" w:tplc="04090019" w:tentative="1">
+      <w:start w:val="1"/>
+      <w:numFmt w:val="lowerLetter"/>
+      <w:lvlText w:val="%5."/>
+      <w:lvlJc w:val="left"/>
+      <w:pPr>
+        <w:ind w:left="3960" w:hanging="360"/>
+      </w:pPr>
+    </w:lvl>
+    <w:lvl w:ilvl="5" w:tplc="0409001B" w:tentative="1">
+      <w:start w:val="1"/>
+      <w:numFmt w:val="lowerRoman"/>
+      <w:lvlText w:val="%6."/>
+      <w:lvlJc w:val="right"/>
+      <w:pPr>
+        <w:ind w:left="4680" w:hanging="180"/>
+      </w:pPr>
+    </w:lvl>
+    <w:lvl w:ilvl="6" w:tplc="0409000F" w:tentative="1">
+      <w:start w:val="1"/>
+      <w:numFmt w:val="decimal"/>
+      <w:lvlText w:val="%7."/>
+      <w:lvlJc w:val="left"/>
+      <w:pPr>
+        <w:ind w:left="5400" w:hanging="360"/>
+      </w:pPr>
+    </w:lvl>
+    <w:lvl w:ilvl="7" w:tplc="04090019" w:tentative="1">
+      <w:start w:val="1"/>
+      <w:numFmt w:val="lowerLetter"/>
+      <w:lvlText w:val="%8."/>
+      <w:lvlJc w:val="left"/>
+      <w:pPr>
+        <w:ind w:left="6120" w:hanging="360"/>
+      </w:pPr>
+    </w:lvl>
+    <w:lvl w:ilvl="8" w:tplc="0409001B" w:tentative="1">
+      <w:start w:val="1"/>
+      <w:numFmt w:val="lowerRoman"/>
+      <w:lvlText w:val="%9."/>
+      <w:lvlJc w:val="right"/>
+      <w:pPr>
+        <w:ind w:left="6840" w:hanging="180"/>
+      </w:pPr>
+    </w:lvl>
+  </w:abstractNum>
+  <w:abstractNum w:abstractNumId="3" w15:restartNumberingAfterBreak="0">
+    <w:nsid w:val="082051B7"/>
+    <w:multiLevelType w:val="hybridMultilevel"/>
+    <w:tmpl w:val="3516E1FC"/>
+    <w:lvl w:ilvl="0" w:tplc="04090001">
+      <w:start w:val="1"/>
+      <w:numFmt w:val="bullet"/>
+      <w:lvlText w:val=""/>
+      <w:lvlJc w:val="left"/>
+      <w:pPr>
+        <w:ind w:left="720" w:hanging="360"/>
+      </w:pPr>
+      <w:rPr>
+        <w:rFonts w:ascii="Symbol" w:hAnsi="Symbol" w:hint="default"/>
+      </w:rPr>
+    </w:lvl>
+    <w:lvl w:ilvl="1" w:tplc="FFFFFFFF" w:tentative="1">
+      <w:start w:val="1"/>
+      <w:numFmt w:val="lowerLetter"/>
+      <w:lvlText w:val="%2."/>
+      <w:lvlJc w:val="left"/>
+      <w:pPr>
+        <w:ind w:left="1440" w:hanging="360"/>
+      </w:pPr>
+    </w:lvl>
+    <w:lvl w:ilvl="2" w:tplc="FFFFFFFF" w:tentative="1">
+      <w:start w:val="1"/>
+      <w:numFmt w:val="lowerRoman"/>
+      <w:lvlText w:val="%3."/>
+      <w:lvlJc w:val="right"/>
+      <w:pPr>
+        <w:ind w:left="2160" w:hanging="180"/>
+      </w:pPr>
+    </w:lvl>
+    <w:lvl w:ilvl="3" w:tplc="FFFFFFFF" w:tentative="1">
+      <w:start w:val="1"/>
+      <w:numFmt w:val="decimal"/>
+      <w:lvlText w:val="%4."/>
+      <w:lvlJc w:val="left"/>
+      <w:pPr>
+        <w:ind w:left="2880" w:hanging="360"/>
+      </w:pPr>
+    </w:lvl>
+    <w:lvl w:ilvl="4" w:tplc="FFFFFFFF" w:tentative="1">
+      <w:start w:val="1"/>
+      <w:numFmt w:val="lowerLetter"/>
+      <w:lvlText w:val="%5."/>
+      <w:lvlJc w:val="left"/>
+      <w:pPr>
+        <w:ind w:left="3600" w:hanging="360"/>
+      </w:pPr>
+    </w:lvl>
+    <w:lvl w:ilvl="5" w:tplc="FFFFFFFF" w:tentative="1">
+      <w:start w:val="1"/>
+      <w:numFmt w:val="lowerRoman"/>
+      <w:lvlText w:val="%6."/>
+      <w:lvlJc w:val="right"/>
+      <w:pPr>
+        <w:ind w:left="4320" w:hanging="180"/>
+      </w:pPr>
+    </w:lvl>
+    <w:lvl w:ilvl="6" w:tplc="FFFFFFFF" w:tentative="1">
+      <w:start w:val="1"/>
+      <w:numFmt w:val="decimal"/>
+      <w:lvlText w:val="%7."/>
+      <w:lvlJc w:val="left"/>
+      <w:pPr>
+        <w:ind w:left="5040" w:hanging="360"/>
+      </w:pPr>
+    </w:lvl>
+    <w:lvl w:ilvl="7" w:tplc="FFFFFFFF" w:tentative="1">
+      <w:start w:val="1"/>
+      <w:numFmt w:val="lowerLetter"/>
+      <w:lvlText w:val="%8."/>
+      <w:lvlJc w:val="left"/>
+      <w:pPr>
+        <w:ind w:left="5760" w:hanging="360"/>
+      </w:pPr>
+    </w:lvl>
+    <w:lvl w:ilvl="8" w:tplc="FFFFFFFF" w:tentative="1">
+      <w:start w:val="1"/>
+      <w:numFmt w:val="lowerRoman"/>
+      <w:lvlText w:val="%9."/>
+      <w:lvlJc w:val="right"/>
+      <w:pPr>
+        <w:ind w:left="6480" w:hanging="180"/>
+      </w:pPr>
+    </w:lvl>
+  </w:abstractNum>
+  <w:abstractNum w:abstractNumId="4" w15:restartNumberingAfterBreak="0">
     <w:nsid w:val="0AB5002E"/>
     <w:multiLevelType w:val="multilevel"/>
     <w:tmpl w:val="1B7A736C"/>
@@ -6604,7 +7416,7 @@
       </w:rPr>
     </w:lvl>
   </w:abstractNum>
-  <w:abstractNum w:abstractNumId="3" w15:restartNumberingAfterBreak="0">
+  <w:abstractNum w:abstractNumId="5" w15:restartNumberingAfterBreak="0">
     <w:nsid w:val="10DB5211"/>
     <w:multiLevelType w:val="multilevel"/>
     <w:tmpl w:val="5F6C07BC"/>
@@ -6753,7 +7565,7 @@
       </w:rPr>
     </w:lvl>
   </w:abstractNum>
-  <w:abstractNum w:abstractNumId="4" w15:restartNumberingAfterBreak="0">
+  <w:abstractNum w:abstractNumId="6" w15:restartNumberingAfterBreak="0">
     <w:nsid w:val="11175475"/>
     <w:multiLevelType w:val="multilevel"/>
     <w:tmpl w:val="CC627EE6"/>
@@ -6902,7 +7714,7 @@
       </w:rPr>
     </w:lvl>
   </w:abstractNum>
-  <w:abstractNum w:abstractNumId="5" w15:restartNumberingAfterBreak="0">
+  <w:abstractNum w:abstractNumId="7" w15:restartNumberingAfterBreak="0">
     <w:nsid w:val="19976A75"/>
     <w:multiLevelType w:val="multilevel"/>
     <w:tmpl w:val="BF8E545E"/>
@@ -7051,7 +7863,7 @@
       </w:rPr>
     </w:lvl>
   </w:abstractNum>
-  <w:abstractNum w:abstractNumId="6" w15:restartNumberingAfterBreak="0">
+  <w:abstractNum w:abstractNumId="8" w15:restartNumberingAfterBreak="0">
     <w:nsid w:val="1A211194"/>
     <w:multiLevelType w:val="multilevel"/>
     <w:tmpl w:val="F8AEC0DC"/>
@@ -7200,7 +8012,7 @@
       </w:rPr>
     </w:lvl>
   </w:abstractNum>
-  <w:abstractNum w:abstractNumId="7" w15:restartNumberingAfterBreak="0">
+  <w:abstractNum w:abstractNumId="9" w15:restartNumberingAfterBreak="0">
     <w:nsid w:val="1B374F37"/>
     <w:multiLevelType w:val="multilevel"/>
     <w:tmpl w:val="93C218C6"/>
@@ -7349,7 +8161,7 @@
       </w:rPr>
     </w:lvl>
   </w:abstractNum>
-  <w:abstractNum w:abstractNumId="8" w15:restartNumberingAfterBreak="0">
+  <w:abstractNum w:abstractNumId="10" w15:restartNumberingAfterBreak="0">
     <w:nsid w:val="209E7A4C"/>
     <w:multiLevelType w:val="multilevel"/>
     <w:tmpl w:val="01C2F1F8"/>
@@ -7498,7 +8310,7 @@
       </w:rPr>
     </w:lvl>
   </w:abstractNum>
-  <w:abstractNum w:abstractNumId="9" w15:restartNumberingAfterBreak="0">
+  <w:abstractNum w:abstractNumId="11" w15:restartNumberingAfterBreak="0">
     <w:nsid w:val="24A33ED9"/>
     <w:multiLevelType w:val="multilevel"/>
     <w:tmpl w:val="B284F9BE"/>
@@ -7647,7 +8459,7 @@
       </w:rPr>
     </w:lvl>
   </w:abstractNum>
-  <w:abstractNum w:abstractNumId="10" w15:restartNumberingAfterBreak="0">
+  <w:abstractNum w:abstractNumId="12" w15:restartNumberingAfterBreak="0">
     <w:nsid w:val="29E45A30"/>
     <w:multiLevelType w:val="multilevel"/>
     <w:tmpl w:val="4DCAB8CE"/>
@@ -7796,7 +8608,93 @@
       </w:rPr>
     </w:lvl>
   </w:abstractNum>
-  <w:abstractNum w:abstractNumId="11" w15:restartNumberingAfterBreak="0">
+  <w:abstractNum w:abstractNumId="13" w15:restartNumberingAfterBreak="0">
+    <w:nsid w:val="320656DB"/>
+    <w:multiLevelType w:val="hybridMultilevel"/>
+    <w:tmpl w:val="CCA20CDC"/>
+    <w:lvl w:ilvl="0" w:tplc="0409000F">
+      <w:start w:val="1"/>
+      <w:numFmt w:val="decimal"/>
+      <w:lvlText w:val="%1."/>
+      <w:lvlJc w:val="left"/>
+      <w:pPr>
+        <w:ind w:left="720" w:hanging="360"/>
+      </w:pPr>
+    </w:lvl>
+    <w:lvl w:ilvl="1" w:tplc="04090019" w:tentative="1">
+      <w:start w:val="1"/>
+      <w:numFmt w:val="lowerLetter"/>
+      <w:lvlText w:val="%2."/>
+      <w:lvlJc w:val="left"/>
+      <w:pPr>
+        <w:ind w:left="1440" w:hanging="360"/>
+      </w:pPr>
+    </w:lvl>
+    <w:lvl w:ilvl="2" w:tplc="0409001B" w:tentative="1">
+      <w:start w:val="1"/>
+      <w:numFmt w:val="lowerRoman"/>
+      <w:lvlText w:val="%3."/>
+      <w:lvlJc w:val="right"/>
+      <w:pPr>
+        <w:ind w:left="2160" w:hanging="180"/>
+      </w:pPr>
+    </w:lvl>
+    <w:lvl w:ilvl="3" w:tplc="0409000F" w:tentative="1">
+      <w:start w:val="1"/>
+      <w:numFmt w:val="decimal"/>
+      <w:lvlText w:val="%4."/>
+      <w:lvlJc w:val="left"/>
+      <w:pPr>
+        <w:ind w:left="2880" w:hanging="360"/>
+      </w:pPr>
+    </w:lvl>
+    <w:lvl w:ilvl="4" w:tplc="04090019" w:tentative="1">
+      <w:start w:val="1"/>
+      <w:numFmt w:val="lowerLetter"/>
+      <w:lvlText w:val="%5."/>
+      <w:lvlJc w:val="left"/>
+      <w:pPr>
+        <w:ind w:left="3600" w:hanging="360"/>
+      </w:pPr>
+    </w:lvl>
+    <w:lvl w:ilvl="5" w:tplc="0409001B" w:tentative="1">
+      <w:start w:val="1"/>
+      <w:numFmt w:val="lowerRoman"/>
+      <w:lvlText w:val="%6."/>
+      <w:lvlJc w:val="right"/>
+      <w:pPr>
+        <w:ind w:left="4320" w:hanging="180"/>
+      </w:pPr>
+    </w:lvl>
+    <w:lvl w:ilvl="6" w:tplc="0409000F" w:tentative="1">
+      <w:start w:val="1"/>
+      <w:numFmt w:val="decimal"/>
+      <w:lvlText w:val="%7."/>
+      <w:lvlJc w:val="left"/>
+      <w:pPr>
+        <w:ind w:left="5040" w:hanging="360"/>
+      </w:pPr>
+    </w:lvl>
+    <w:lvl w:ilvl="7" w:tplc="04090019" w:tentative="1">
+      <w:start w:val="1"/>
+      <w:numFmt w:val="lowerLetter"/>
+      <w:lvlText w:val="%8."/>
+      <w:lvlJc w:val="left"/>
+      <w:pPr>
+        <w:ind w:left="5760" w:hanging="360"/>
+      </w:pPr>
+    </w:lvl>
+    <w:lvl w:ilvl="8" w:tplc="0409001B" w:tentative="1">
+      <w:start w:val="1"/>
+      <w:numFmt w:val="lowerRoman"/>
+      <w:lvlText w:val="%9."/>
+      <w:lvlJc w:val="right"/>
+      <w:pPr>
+        <w:ind w:left="6480" w:hanging="180"/>
+      </w:pPr>
+    </w:lvl>
+  </w:abstractNum>
+  <w:abstractNum w:abstractNumId="14" w15:restartNumberingAfterBreak="0">
     <w:nsid w:val="34277C9F"/>
     <w:multiLevelType w:val="multilevel"/>
     <w:tmpl w:val="488A39B0"/>
@@ -7945,7 +8843,7 @@
       </w:rPr>
     </w:lvl>
   </w:abstractNum>
-  <w:abstractNum w:abstractNumId="12" w15:restartNumberingAfterBreak="0">
+  <w:abstractNum w:abstractNumId="15" w15:restartNumberingAfterBreak="0">
     <w:nsid w:val="372D6CCF"/>
     <w:multiLevelType w:val="multilevel"/>
     <w:tmpl w:val="15B87EBE"/>
@@ -8094,7 +8992,7 @@
       </w:rPr>
     </w:lvl>
   </w:abstractNum>
-  <w:abstractNum w:abstractNumId="13" w15:restartNumberingAfterBreak="0">
+  <w:abstractNum w:abstractNumId="16" w15:restartNumberingAfterBreak="0">
     <w:nsid w:val="3802731F"/>
     <w:multiLevelType w:val="multilevel"/>
     <w:tmpl w:val="803299F4"/>
@@ -8243,7 +9141,7 @@
       </w:rPr>
     </w:lvl>
   </w:abstractNum>
-  <w:abstractNum w:abstractNumId="14" w15:restartNumberingAfterBreak="0">
+  <w:abstractNum w:abstractNumId="17" w15:restartNumberingAfterBreak="0">
     <w:nsid w:val="3AAF1CCC"/>
     <w:multiLevelType w:val="multilevel"/>
     <w:tmpl w:val="DE82AED6"/>
@@ -8392,7 +9290,7 @@
       </w:rPr>
     </w:lvl>
   </w:abstractNum>
-  <w:abstractNum w:abstractNumId="15" w15:restartNumberingAfterBreak="0">
+  <w:abstractNum w:abstractNumId="18" w15:restartNumberingAfterBreak="0">
     <w:nsid w:val="40DB4D22"/>
     <w:multiLevelType w:val="multilevel"/>
     <w:tmpl w:val="C8641AEC"/>
@@ -8541,7 +9439,7 @@
       </w:rPr>
     </w:lvl>
   </w:abstractNum>
-  <w:abstractNum w:abstractNumId="16" w15:restartNumberingAfterBreak="0">
+  <w:abstractNum w:abstractNumId="19" w15:restartNumberingAfterBreak="0">
     <w:nsid w:val="43142590"/>
     <w:multiLevelType w:val="multilevel"/>
     <w:tmpl w:val="7E18E4FA"/>
@@ -8690,7 +9588,7 @@
       </w:rPr>
     </w:lvl>
   </w:abstractNum>
-  <w:abstractNum w:abstractNumId="17" w15:restartNumberingAfterBreak="0">
+  <w:abstractNum w:abstractNumId="20" w15:restartNumberingAfterBreak="0">
     <w:nsid w:val="43654CDB"/>
     <w:multiLevelType w:val="multilevel"/>
     <w:tmpl w:val="7D665224"/>
@@ -8839,7 +9737,7 @@
       </w:rPr>
     </w:lvl>
   </w:abstractNum>
-  <w:abstractNum w:abstractNumId="18" w15:restartNumberingAfterBreak="0">
+  <w:abstractNum w:abstractNumId="21" w15:restartNumberingAfterBreak="0">
     <w:nsid w:val="43C93E4F"/>
     <w:multiLevelType w:val="multilevel"/>
     <w:tmpl w:val="33186FF0"/>
@@ -8988,7 +9886,7 @@
       </w:rPr>
     </w:lvl>
   </w:abstractNum>
-  <w:abstractNum w:abstractNumId="19" w15:restartNumberingAfterBreak="0">
+  <w:abstractNum w:abstractNumId="22" w15:restartNumberingAfterBreak="0">
     <w:nsid w:val="4A5D0763"/>
     <w:multiLevelType w:val="multilevel"/>
     <w:tmpl w:val="0B52A276"/>
@@ -9137,7 +10035,7 @@
       </w:rPr>
     </w:lvl>
   </w:abstractNum>
-  <w:abstractNum w:abstractNumId="20" w15:restartNumberingAfterBreak="0">
+  <w:abstractNum w:abstractNumId="23" w15:restartNumberingAfterBreak="0">
     <w:nsid w:val="4F9A13EB"/>
     <w:multiLevelType w:val="multilevel"/>
     <w:tmpl w:val="C35AC6E4"/>
@@ -9286,7 +10184,7 @@
       </w:rPr>
     </w:lvl>
   </w:abstractNum>
-  <w:abstractNum w:abstractNumId="21" w15:restartNumberingAfterBreak="0">
+  <w:abstractNum w:abstractNumId="24" w15:restartNumberingAfterBreak="0">
     <w:nsid w:val="51045192"/>
     <w:multiLevelType w:val="multilevel"/>
     <w:tmpl w:val="CC627EE6"/>
@@ -9435,7 +10333,7 @@
       </w:rPr>
     </w:lvl>
   </w:abstractNum>
-  <w:abstractNum w:abstractNumId="22" w15:restartNumberingAfterBreak="0">
+  <w:abstractNum w:abstractNumId="25" w15:restartNumberingAfterBreak="0">
     <w:nsid w:val="517238DA"/>
     <w:multiLevelType w:val="multilevel"/>
     <w:tmpl w:val="93B2B8D8"/>
@@ -9584,7 +10482,93 @@
       </w:rPr>
     </w:lvl>
   </w:abstractNum>
-  <w:abstractNum w:abstractNumId="23" w15:restartNumberingAfterBreak="0">
+  <w:abstractNum w:abstractNumId="26" w15:restartNumberingAfterBreak="0">
+    <w:nsid w:val="533429A6"/>
+    <w:multiLevelType w:val="hybridMultilevel"/>
+    <w:tmpl w:val="019AC8AE"/>
+    <w:lvl w:ilvl="0" w:tplc="0409000F">
+      <w:start w:val="1"/>
+      <w:numFmt w:val="decimal"/>
+      <w:lvlText w:val="%1."/>
+      <w:lvlJc w:val="left"/>
+      <w:pPr>
+        <w:ind w:left="720" w:hanging="360"/>
+      </w:pPr>
+    </w:lvl>
+    <w:lvl w:ilvl="1" w:tplc="04090019" w:tentative="1">
+      <w:start w:val="1"/>
+      <w:numFmt w:val="lowerLetter"/>
+      <w:lvlText w:val="%2."/>
+      <w:lvlJc w:val="left"/>
+      <w:pPr>
+        <w:ind w:left="1440" w:hanging="360"/>
+      </w:pPr>
+    </w:lvl>
+    <w:lvl w:ilvl="2" w:tplc="0409001B" w:tentative="1">
+      <w:start w:val="1"/>
+      <w:numFmt w:val="lowerRoman"/>
+      <w:lvlText w:val="%3."/>
+      <w:lvlJc w:val="right"/>
+      <w:pPr>
+        <w:ind w:left="2160" w:hanging="180"/>
+      </w:pPr>
+    </w:lvl>
+    <w:lvl w:ilvl="3" w:tplc="0409000F" w:tentative="1">
+      <w:start w:val="1"/>
+      <w:numFmt w:val="decimal"/>
+      <w:lvlText w:val="%4."/>
+      <w:lvlJc w:val="left"/>
+      <w:pPr>
+        <w:ind w:left="2880" w:hanging="360"/>
+      </w:pPr>
+    </w:lvl>
+    <w:lvl w:ilvl="4" w:tplc="04090019" w:tentative="1">
+      <w:start w:val="1"/>
+      <w:numFmt w:val="lowerLetter"/>
+      <w:lvlText w:val="%5."/>
+      <w:lvlJc w:val="left"/>
+      <w:pPr>
+        <w:ind w:left="3600" w:hanging="360"/>
+      </w:pPr>
+    </w:lvl>
+    <w:lvl w:ilvl="5" w:tplc="0409001B" w:tentative="1">
+      <w:start w:val="1"/>
+      <w:numFmt w:val="lowerRoman"/>
+      <w:lvlText w:val="%6."/>
+      <w:lvlJc w:val="right"/>
+      <w:pPr>
+        <w:ind w:left="4320" w:hanging="180"/>
+      </w:pPr>
+    </w:lvl>
+    <w:lvl w:ilvl="6" w:tplc="0409000F" w:tentative="1">
+      <w:start w:val="1"/>
+      <w:numFmt w:val="decimal"/>
+      <w:lvlText w:val="%7."/>
+      <w:lvlJc w:val="left"/>
+      <w:pPr>
+        <w:ind w:left="5040" w:hanging="360"/>
+      </w:pPr>
+    </w:lvl>
+    <w:lvl w:ilvl="7" w:tplc="04090019" w:tentative="1">
+      <w:start w:val="1"/>
+      <w:numFmt w:val="lowerLetter"/>
+      <w:lvlText w:val="%8."/>
+      <w:lvlJc w:val="left"/>
+      <w:pPr>
+        <w:ind w:left="5760" w:hanging="360"/>
+      </w:pPr>
+    </w:lvl>
+    <w:lvl w:ilvl="8" w:tplc="0409001B" w:tentative="1">
+      <w:start w:val="1"/>
+      <w:numFmt w:val="lowerRoman"/>
+      <w:lvlText w:val="%9."/>
+      <w:lvlJc w:val="right"/>
+      <w:pPr>
+        <w:ind w:left="6480" w:hanging="180"/>
+      </w:pPr>
+    </w:lvl>
+  </w:abstractNum>
+  <w:abstractNum w:abstractNumId="27" w15:restartNumberingAfterBreak="0">
     <w:nsid w:val="5845124D"/>
     <w:multiLevelType w:val="multilevel"/>
     <w:tmpl w:val="A85EB44E"/>
@@ -9733,7 +10717,7 @@
       </w:rPr>
     </w:lvl>
   </w:abstractNum>
-  <w:abstractNum w:abstractNumId="24" w15:restartNumberingAfterBreak="0">
+  <w:abstractNum w:abstractNumId="28" w15:restartNumberingAfterBreak="0">
     <w:nsid w:val="58FA4923"/>
     <w:multiLevelType w:val="multilevel"/>
     <w:tmpl w:val="0AF24DF8"/>
@@ -9882,7 +10866,7 @@
       </w:rPr>
     </w:lvl>
   </w:abstractNum>
-  <w:abstractNum w:abstractNumId="25" w15:restartNumberingAfterBreak="0">
+  <w:abstractNum w:abstractNumId="29" w15:restartNumberingAfterBreak="0">
     <w:nsid w:val="5B633881"/>
     <w:multiLevelType w:val="multilevel"/>
     <w:tmpl w:val="D6B8CBF8"/>
@@ -10031,7 +11015,7 @@
       </w:rPr>
     </w:lvl>
   </w:abstractNum>
-  <w:abstractNum w:abstractNumId="26" w15:restartNumberingAfterBreak="0">
+  <w:abstractNum w:abstractNumId="30" w15:restartNumberingAfterBreak="0">
     <w:nsid w:val="625931F3"/>
     <w:multiLevelType w:val="hybridMultilevel"/>
     <w:tmpl w:val="F0904950"/>
@@ -10144,7 +11128,7 @@
       </w:rPr>
     </w:lvl>
   </w:abstractNum>
-  <w:abstractNum w:abstractNumId="27" w15:restartNumberingAfterBreak="0">
+  <w:abstractNum w:abstractNumId="31" w15:restartNumberingAfterBreak="0">
     <w:nsid w:val="663415F3"/>
     <w:multiLevelType w:val="multilevel"/>
     <w:tmpl w:val="7CC068F2"/>
@@ -10293,7 +11277,7 @@
       </w:rPr>
     </w:lvl>
   </w:abstractNum>
-  <w:abstractNum w:abstractNumId="28" w15:restartNumberingAfterBreak="0">
+  <w:abstractNum w:abstractNumId="32" w15:restartNumberingAfterBreak="0">
     <w:nsid w:val="73CE013A"/>
     <w:multiLevelType w:val="multilevel"/>
     <w:tmpl w:val="7BB2F664"/>
@@ -10443,91 +11427,103 @@
     </w:lvl>
   </w:abstractNum>
   <w:num w:numId="1" w16cid:durableId="1017200332">
+    <w:abstractNumId w:val="11"/>
+  </w:num>
+  <w:num w:numId="2" w16cid:durableId="1246497355">
+    <w:abstractNumId w:val="31"/>
+  </w:num>
+  <w:num w:numId="3" w16cid:durableId="1347706704">
+    <w:abstractNumId w:val="6"/>
+  </w:num>
+  <w:num w:numId="4" w16cid:durableId="1508789420">
+    <w:abstractNumId w:val="25"/>
+  </w:num>
+  <w:num w:numId="5" w16cid:durableId="1412778576">
     <w:abstractNumId w:val="9"/>
   </w:num>
-  <w:num w:numId="2" w16cid:durableId="1246497355">
-    <w:abstractNumId w:val="27"/>
-  </w:num>
-  <w:num w:numId="3" w16cid:durableId="1347706704">
-    <w:abstractNumId w:val="4"/>
-  </w:num>
-  <w:num w:numId="4" w16cid:durableId="1508789420">
-    <w:abstractNumId w:val="22"/>
-  </w:num>
-  <w:num w:numId="5" w16cid:durableId="1412778576">
+  <w:num w:numId="6" w16cid:durableId="194999706">
     <w:abstractNumId w:val="7"/>
   </w:num>
-  <w:num w:numId="6" w16cid:durableId="194999706">
-    <w:abstractNumId w:val="5"/>
-  </w:num>
   <w:num w:numId="7" w16cid:durableId="1995406868">
-    <w:abstractNumId w:val="28"/>
+    <w:abstractNumId w:val="32"/>
   </w:num>
   <w:num w:numId="8" w16cid:durableId="226303355">
     <w:abstractNumId w:val="1"/>
   </w:num>
   <w:num w:numId="9" w16cid:durableId="1352875617">
-    <w:abstractNumId w:val="13"/>
+    <w:abstractNumId w:val="16"/>
   </w:num>
   <w:num w:numId="10" w16cid:durableId="1937707640">
+    <w:abstractNumId w:val="21"/>
+  </w:num>
+  <w:num w:numId="11" w16cid:durableId="567502091">
+    <w:abstractNumId w:val="12"/>
+  </w:num>
+  <w:num w:numId="12" w16cid:durableId="497308784">
+    <w:abstractNumId w:val="24"/>
+  </w:num>
+  <w:num w:numId="13" w16cid:durableId="936447071">
+    <w:abstractNumId w:val="14"/>
+  </w:num>
+  <w:num w:numId="14" w16cid:durableId="1229267277">
+    <w:abstractNumId w:val="29"/>
+  </w:num>
+  <w:num w:numId="15" w16cid:durableId="1248661145">
+    <w:abstractNumId w:val="20"/>
+  </w:num>
+  <w:num w:numId="16" w16cid:durableId="223369208">
     <w:abstractNumId w:val="18"/>
   </w:num>
-  <w:num w:numId="11" w16cid:durableId="567502091">
+  <w:num w:numId="17" w16cid:durableId="459106865">
     <w:abstractNumId w:val="10"/>
   </w:num>
-  <w:num w:numId="12" w16cid:durableId="497308784">
-    <w:abstractNumId w:val="21"/>
-  </w:num>
-  <w:num w:numId="13" w16cid:durableId="936447071">
-    <w:abstractNumId w:val="11"/>
-  </w:num>
-  <w:num w:numId="14" w16cid:durableId="1229267277">
-    <w:abstractNumId w:val="25"/>
-  </w:num>
-  <w:num w:numId="15" w16cid:durableId="1248661145">
-    <w:abstractNumId w:val="17"/>
-  </w:num>
-  <w:num w:numId="16" w16cid:durableId="223369208">
+  <w:num w:numId="18" w16cid:durableId="1429422037">
     <w:abstractNumId w:val="15"/>
   </w:num>
-  <w:num w:numId="17" w16cid:durableId="459106865">
+  <w:num w:numId="19" w16cid:durableId="606159863">
     <w:abstractNumId w:val="8"/>
   </w:num>
-  <w:num w:numId="18" w16cid:durableId="1429422037">
-    <w:abstractNumId w:val="12"/>
-  </w:num>
-  <w:num w:numId="19" w16cid:durableId="606159863">
-    <w:abstractNumId w:val="6"/>
-  </w:num>
   <w:num w:numId="20" w16cid:durableId="1270773069">
-    <w:abstractNumId w:val="2"/>
+    <w:abstractNumId w:val="4"/>
   </w:num>
   <w:num w:numId="21" w16cid:durableId="1537502436">
-    <w:abstractNumId w:val="24"/>
+    <w:abstractNumId w:val="28"/>
   </w:num>
   <w:num w:numId="22" w16cid:durableId="54669002">
-    <w:abstractNumId w:val="16"/>
+    <w:abstractNumId w:val="19"/>
   </w:num>
   <w:num w:numId="23" w16cid:durableId="310522599">
-    <w:abstractNumId w:val="19"/>
+    <w:abstractNumId w:val="22"/>
   </w:num>
   <w:num w:numId="24" w16cid:durableId="1776515060">
-    <w:abstractNumId w:val="20"/>
+    <w:abstractNumId w:val="23"/>
   </w:num>
   <w:num w:numId="25" w16cid:durableId="494221759">
-    <w:abstractNumId w:val="3"/>
+    <w:abstractNumId w:val="5"/>
   </w:num>
   <w:num w:numId="26" w16cid:durableId="41684723">
     <w:abstractNumId w:val="0"/>
   </w:num>
   <w:num w:numId="27" w16cid:durableId="1805193725">
-    <w:abstractNumId w:val="14"/>
+    <w:abstractNumId w:val="17"/>
   </w:num>
   <w:num w:numId="28" w16cid:durableId="1144741698">
-    <w:abstractNumId w:val="23"/>
+    <w:abstractNumId w:val="27"/>
   </w:num>
   <w:num w:numId="29" w16cid:durableId="680593400">
+    <w:abstractNumId w:val="30"/>
+  </w:num>
+  <w:num w:numId="30" w16cid:durableId="171989970">
     <w:abstractNumId w:val="26"/>
+  </w:num>
+  <w:num w:numId="31" w16cid:durableId="1764955166">
+    <w:abstractNumId w:val="2"/>
+  </w:num>
+  <w:num w:numId="32" w16cid:durableId="2029679037">
+    <w:abstractNumId w:val="13"/>
+  </w:num>
+  <w:num w:numId="33" w16cid:durableId="234168059">
+    <w:abstractNumId w:val="3"/>
   </w:num>
 </w:numbering>
 </file>
